--- a/data/donor.docx
+++ b/data/donor.docx
@@ -1,6 +1,6 @@
 
 <file path=word/document.xml><?xml version="1.0" encoding="utf-8"?>
-<w:document xmlns:wpc="http://schemas.microsoft.com/office/word/2010/wordprocessingCanvas" xmlns:cx="http://schemas.microsoft.com/office/drawing/2014/chartex" xmlns:cx1="http://schemas.microsoft.com/office/drawing/2015/9/8/chartex" xmlns:cx2="http://schemas.microsoft.com/office/drawing/2015/10/21/chartex" xmlns:cx3="http://schemas.microsoft.com/office/drawing/2016/5/9/chartex" xmlns:cx4="http://schemas.microsoft.com/office/drawing/2016/5/10/chartex" xmlns:cx5="http://schemas.microsoft.com/office/drawing/2016/5/11/chartex" xmlns:cx6="http://schemas.microsoft.com/office/drawing/2016/5/12/chartex" xmlns:cx7="http://schemas.microsoft.com/office/drawing/2016/5/13/chartex" xmlns:cx8="http://schemas.microsoft.com/office/drawing/2016/5/14/chartex" xmlns:mc="http://schemas.openxmlformats.org/markup-compatibility/2006" xmlns:aink="http://schemas.microsoft.com/office/drawing/2016/ink" xmlns:am3d="http://schemas.microsoft.com/office/drawing/2017/model3d" xmlns:o="urn:schemas-microsoft-com:office:office" xmlns:r="http://schemas.openxmlformats.org/officeDocument/2006/relationships" xmlns:m="http://schemas.openxmlformats.org/officeDocument/2006/math" xmlns:v="urn:schemas-microsoft-com:vml" xmlns:wp14="http://schemas.microsoft.com/office/word/2010/wordprocessingDrawing" xmlns:wp="http://schemas.openxmlformats.org/drawingml/2006/wordprocessingDrawing" xmlns:w10="urn:schemas-microsoft-com:office:word" xmlns:w="http://schemas.openxmlformats.org/wordprocessingml/2006/main" xmlns:w14="http://schemas.microsoft.com/office/word/2010/wordml" xmlns:w15="http://schemas.microsoft.com/office/word/2012/wordml" xmlns:w16cex="http://schemas.microsoft.com/office/word/2018/wordml/cex" xmlns:w16cid="http://schemas.microsoft.com/office/word/2016/wordml/cid" xmlns:w16="http://schemas.microsoft.com/office/word/2018/wordml" xmlns:w16sdtdh="http://schemas.microsoft.com/office/word/2020/wordml/sdtdatahash" xmlns:w16se="http://schemas.microsoft.com/office/word/2015/wordml/symex" xmlns:wpg="http://schemas.microsoft.com/office/word/2010/wordprocessingGroup" xmlns:wpi="http://schemas.microsoft.com/office/word/2010/wordprocessingInk" xmlns:wne="http://schemas.microsoft.com/office/word/2006/wordml" xmlns:wps="http://schemas.microsoft.com/office/word/2010/wordprocessingShape" mc:Ignorable="w14 w15 w16se w16cid w16 w16cex w16sdtdh wp14">
+<w:document xmlns:wpc="http://schemas.microsoft.com/office/word/2010/wordprocessingCanvas" xmlns:cx="http://schemas.microsoft.com/office/drawing/2014/chartex" xmlns:cx1="http://schemas.microsoft.com/office/drawing/2015/9/8/chartex" xmlns:cx2="http://schemas.microsoft.com/office/drawing/2015/10/21/chartex" xmlns:cx3="http://schemas.microsoft.com/office/drawing/2016/5/9/chartex" xmlns:cx4="http://schemas.microsoft.com/office/drawing/2016/5/10/chartex" xmlns:cx5="http://schemas.microsoft.com/office/drawing/2016/5/11/chartex" xmlns:cx6="http://schemas.microsoft.com/office/drawing/2016/5/12/chartex" xmlns:cx7="http://schemas.microsoft.com/office/drawing/2016/5/13/chartex" xmlns:cx8="http://schemas.microsoft.com/office/drawing/2016/5/14/chartex" xmlns:mc="http://schemas.openxmlformats.org/markup-compatibility/2006" xmlns:aink="http://schemas.microsoft.com/office/drawing/2016/ink" xmlns:am3d="http://schemas.microsoft.com/office/drawing/2017/model3d" xmlns:o="urn:schemas-microsoft-com:office:office" xmlns:oel="http://schemas.microsoft.com/office/2019/extlst" xmlns:r="http://schemas.openxmlformats.org/officeDocument/2006/relationships" xmlns:m="http://schemas.openxmlformats.org/officeDocument/2006/math" xmlns:v="urn:schemas-microsoft-com:vml" xmlns:wp14="http://schemas.microsoft.com/office/word/2010/wordprocessingDrawing" xmlns:wp="http://schemas.openxmlformats.org/drawingml/2006/wordprocessingDrawing" xmlns:w10="urn:schemas-microsoft-com:office:word" xmlns:w="http://schemas.openxmlformats.org/wordprocessingml/2006/main" xmlns:w14="http://schemas.microsoft.com/office/word/2010/wordml" xmlns:w15="http://schemas.microsoft.com/office/word/2012/wordml" xmlns:w16cex="http://schemas.microsoft.com/office/word/2018/wordml/cex" xmlns:w16cid="http://schemas.microsoft.com/office/word/2016/wordml/cid" xmlns:w16="http://schemas.microsoft.com/office/word/2018/wordml" xmlns:w16sdtdh="http://schemas.microsoft.com/office/word/2020/wordml/sdtdatahash" xmlns:w16se="http://schemas.microsoft.com/office/word/2015/wordml/symex" xmlns:wpg="http://schemas.microsoft.com/office/word/2010/wordprocessingGroup" xmlns:wpi="http://schemas.microsoft.com/office/word/2010/wordprocessingInk" xmlns:wne="http://schemas.microsoft.com/office/word/2006/wordml" xmlns:wps="http://schemas.microsoft.com/office/word/2010/wordprocessingShape" mc:Ignorable="w14 w15 w16se w16cid w16 w16cex w16sdtdh wp14">
   <w:body>
     <w:p>
       <w:pPr>
@@ -445,7 +445,6 @@
         </w:rPr>
         <w:t xml:space="preserve">           </w:t>
       </w:r>
-      <w:proofErr w:type="gramStart"/>
       <w:r>
         <w:rPr>
           <w:rFonts w:ascii="Cambria" w:hAnsi="Cambria"/>
@@ -475,7 +474,6 @@
         </w:rPr>
         <w:t>Тип</w:t>
       </w:r>
-      <w:proofErr w:type="gramEnd"/>
       <w:r>
         <w:rPr>
           <w:rFonts w:ascii="Cambria" w:hAnsi="Cambria"/>
@@ -601,6 +599,55 @@
         <w:t>406007940</w:t>
       </w:r>
     </w:p>
+    <w:tbl>
+      <w:tblPr>
+        <w:tblpPr w:leftFromText="180" w:rightFromText="180" w:vertAnchor="text" w:tblpY="1"/>
+        <w:tblOverlap w:val="never"/>
+        <w:tblW w:w="0" w:type="auto"/>
+        <w:tblBorders>
+          <w:top w:val="single" w:sz="4" w:space="0" w:color="auto"/>
+          <w:left w:val="single" w:sz="4" w:space="0" w:color="auto"/>
+          <w:bottom w:val="single" w:sz="4" w:space="0" w:color="auto"/>
+          <w:right w:val="single" w:sz="4" w:space="0" w:color="auto"/>
+          <w:insideH w:val="single" w:sz="4" w:space="0" w:color="auto"/>
+          <w:insideV w:val="single" w:sz="4" w:space="0" w:color="auto"/>
+        </w:tblBorders>
+        <w:tblLook w:val="0000" w:firstRow="0" w:lastRow="0" w:firstColumn="0" w:lastColumn="0" w:noHBand="0" w:noVBand="0"/>
+      </w:tblPr>
+      <w:tblGrid>
+        <w:gridCol w:w="1701"/>
+      </w:tblGrid>
+      <w:tr>
+        <w:trPr>
+          <w:trHeight w:val="2041"/>
+        </w:trPr>
+        <w:tc>
+          <w:tcPr>
+            <w:tcW w:w="1701" w:type="dxa"/>
+            <w:vAlign w:val="center"/>
+          </w:tcPr>
+          <w:p>
+            <w:pPr>
+              <w:contextualSpacing/>
+              <w:jc w:val="center"/>
+              <w:rPr>
+                <w:rFonts w:ascii="Cambria" w:hAnsi="Cambria"/>
+                <w:b/>
+                <w:i/>
+              </w:rPr>
+            </w:pPr>
+            <w:r>
+              <w:rPr>
+                <w:rFonts w:ascii="Cambria" w:hAnsi="Cambria"/>
+                <w:b/>
+                <w:i/>
+              </w:rPr>
+              <w:t>ФОТО ВЛАДЕЛЬЦА</w:t>
+            </w:r>
+          </w:p>
+        </w:tc>
+      </w:tr>
+    </w:tbl>
     <w:p>
       <w:pPr>
         <w:contextualSpacing/>
@@ -854,6 +901,7 @@
         <w:rPr>
           <w:rFonts w:ascii="Cambria" w:hAnsi="Cambria"/>
           <w:b/>
+          <w:lang w:val="en-US"/>
         </w:rPr>
         <w:t>30.03.1990</w:t>
       </w:r>
@@ -964,6 +1012,7 @@
         <w:rPr>
           <w:rFonts w:ascii="Cambria" w:hAnsi="Cambria"/>
           <w:b/>
+          <w:lang w:val="en-US"/>
         </w:rPr>
         <w:t>16.04.2025</w:t>
       </w:r>
@@ -978,6 +1027,7 @@
         <w:rPr>
           <w:rFonts w:ascii="Cambria" w:hAnsi="Cambria"/>
           <w:b/>
+          <w:lang w:val="en-US"/>
         </w:rPr>
         <w:t>15.04.2035</w:t>
       </w:r>
@@ -1070,17 +1120,8 @@
           <w:rFonts w:ascii="Cambria" w:hAnsi="Cambria"/>
           <w:b/>
         </w:rPr>
-        <w:t xml:space="preserve">в </w:t>
-      </w:r>
-      <w:proofErr w:type="spellStart"/>
-      <w:r>
-        <w:rPr>
-          <w:rFonts w:ascii="Cambria" w:hAnsi="Cambria"/>
-          <w:b/>
-        </w:rPr>
-        <w:t>Дангаре</w:t>
-      </w:r>
-      <w:proofErr w:type="spellEnd"/>
+        <w:t>в Дангаре</w:t>
+      </w:r>
     </w:p>
     <w:p>
       <w:pPr>
@@ -1186,14 +1227,7 @@
           <w:b/>
           <w:lang w:val="en-US"/>
         </w:rPr>
-        <w:t>BAKHTIYOR</w:t>
-      </w:r>
-      <w:r>
-        <w:rPr>
-          <w:rFonts w:ascii="Cambria" w:hAnsi="Cambria"/>
-          <w:b/>
-        </w:rPr>
-        <w:t>&lt;&lt;</w:t>
+        <w:t>BAKHTIYOR&lt;&lt;</w:t>
       </w:r>
       <w:r>
         <w:rPr>
@@ -1216,44 +1250,16 @@
         <w:rPr>
           <w:rFonts w:ascii="Cambria" w:hAnsi="Cambria"/>
           <w:b/>
-        </w:rPr>
-      </w:pPr>
-      <w:r>
-        <w:rPr>
-          <w:rFonts w:ascii="Cambria" w:hAnsi="Cambria"/>
-          <w:b/>
-        </w:rPr>
-        <w:t>4060079406</w:t>
-      </w:r>
-      <w:r>
-        <w:rPr>
-          <w:rFonts w:ascii="Cambria" w:hAnsi="Cambria"/>
-          <w:b/>
           <w:lang w:val="en-US"/>
         </w:rPr>
-        <w:t>TJK</w:t>
-      </w:r>
-      <w:r>
-        <w:rPr>
-          <w:rFonts w:ascii="Cambria" w:hAnsi="Cambria"/>
-          <w:b/>
-        </w:rPr>
-        <w:t>9003303</w:t>
-      </w:r>
+      </w:pPr>
       <w:r>
         <w:rPr>
           <w:rFonts w:ascii="Cambria" w:hAnsi="Cambria"/>
           <w:b/>
           <w:lang w:val="en-US"/>
         </w:rPr>
-        <w:t>M</w:t>
-      </w:r>
-      <w:r>
-        <w:rPr>
-          <w:rFonts w:ascii="Cambria" w:hAnsi="Cambria"/>
-          <w:b/>
-        </w:rPr>
-        <w:t>35041523500006887901</w:t>
+        <w:t>4060079406TJK9003303M35041523500006887901</w:t>
       </w:r>
       <w:r>
         <w:rPr>
@@ -1266,6 +1272,7 @@
         <w:rPr>
           <w:rFonts w:ascii="Cambria" w:hAnsi="Cambria"/>
           <w:b/>
+          <w:lang w:val="en-US"/>
         </w:rPr>
         <w:t>38</w:t>
       </w:r>

--- a/data/donor.docx
+++ b/data/donor.docx
@@ -1,6 +1,6 @@
 
 <file path=word/document.xml><?xml version="1.0" encoding="utf-8"?>
-<w:document xmlns:wpc="http://schemas.microsoft.com/office/word/2010/wordprocessingCanvas" xmlns:cx="http://schemas.microsoft.com/office/drawing/2014/chartex" xmlns:cx1="http://schemas.microsoft.com/office/drawing/2015/9/8/chartex" xmlns:cx2="http://schemas.microsoft.com/office/drawing/2015/10/21/chartex" xmlns:cx3="http://schemas.microsoft.com/office/drawing/2016/5/9/chartex" xmlns:cx4="http://schemas.microsoft.com/office/drawing/2016/5/10/chartex" xmlns:cx5="http://schemas.microsoft.com/office/drawing/2016/5/11/chartex" xmlns:cx6="http://schemas.microsoft.com/office/drawing/2016/5/12/chartex" xmlns:cx7="http://schemas.microsoft.com/office/drawing/2016/5/13/chartex" xmlns:cx8="http://schemas.microsoft.com/office/drawing/2016/5/14/chartex" xmlns:mc="http://schemas.openxmlformats.org/markup-compatibility/2006" xmlns:aink="http://schemas.microsoft.com/office/drawing/2016/ink" xmlns:am3d="http://schemas.microsoft.com/office/drawing/2017/model3d" xmlns:o="urn:schemas-microsoft-com:office:office" xmlns:oel="http://schemas.microsoft.com/office/2019/extlst" xmlns:r="http://schemas.openxmlformats.org/officeDocument/2006/relationships" xmlns:m="http://schemas.openxmlformats.org/officeDocument/2006/math" xmlns:v="urn:schemas-microsoft-com:vml" xmlns:wp14="http://schemas.microsoft.com/office/word/2010/wordprocessingDrawing" xmlns:wp="http://schemas.openxmlformats.org/drawingml/2006/wordprocessingDrawing" xmlns:w10="urn:schemas-microsoft-com:office:word" xmlns:w="http://schemas.openxmlformats.org/wordprocessingml/2006/main" xmlns:w14="http://schemas.microsoft.com/office/word/2010/wordml" xmlns:w15="http://schemas.microsoft.com/office/word/2012/wordml" xmlns:w16cex="http://schemas.microsoft.com/office/word/2018/wordml/cex" xmlns:w16cid="http://schemas.microsoft.com/office/word/2016/wordml/cid" xmlns:w16="http://schemas.microsoft.com/office/word/2018/wordml" xmlns:w16sdtdh="http://schemas.microsoft.com/office/word/2020/wordml/sdtdatahash" xmlns:w16se="http://schemas.microsoft.com/office/word/2015/wordml/symex" xmlns:wpg="http://schemas.microsoft.com/office/word/2010/wordprocessingGroup" xmlns:wpi="http://schemas.microsoft.com/office/word/2010/wordprocessingInk" xmlns:wne="http://schemas.microsoft.com/office/word/2006/wordml" xmlns:wps="http://schemas.microsoft.com/office/word/2010/wordprocessingShape" mc:Ignorable="w14 w15 w16se w16cid w16 w16cex w16sdtdh wp14">
+<w:document xmlns:wpc="http://schemas.microsoft.com/office/word/2010/wordprocessingCanvas" xmlns:cx="http://schemas.microsoft.com/office/drawing/2014/chartex" xmlns:cx1="http://schemas.microsoft.com/office/drawing/2015/9/8/chartex" xmlns:cx2="http://schemas.microsoft.com/office/drawing/2015/10/21/chartex" xmlns:cx3="http://schemas.microsoft.com/office/drawing/2016/5/9/chartex" xmlns:cx4="http://schemas.microsoft.com/office/drawing/2016/5/10/chartex" xmlns:cx5="http://schemas.microsoft.com/office/drawing/2016/5/11/chartex" xmlns:cx6="http://schemas.microsoft.com/office/drawing/2016/5/12/chartex" xmlns:cx7="http://schemas.microsoft.com/office/drawing/2016/5/13/chartex" xmlns:cx8="http://schemas.microsoft.com/office/drawing/2016/5/14/chartex" xmlns:mc="http://schemas.openxmlformats.org/markup-compatibility/2006" xmlns:aink="http://schemas.microsoft.com/office/drawing/2016/ink" xmlns:am3d="http://schemas.microsoft.com/office/drawing/2017/model3d" xmlns:o="urn:schemas-microsoft-com:office:office" xmlns:r="http://schemas.openxmlformats.org/officeDocument/2006/relationships" xmlns:m="http://schemas.openxmlformats.org/officeDocument/2006/math" xmlns:v="urn:schemas-microsoft-com:vml" xmlns:wp14="http://schemas.microsoft.com/office/word/2010/wordprocessingDrawing" xmlns:wp="http://schemas.openxmlformats.org/drawingml/2006/wordprocessingDrawing" xmlns:w10="urn:schemas-microsoft-com:office:word" xmlns:w="http://schemas.openxmlformats.org/wordprocessingml/2006/main" xmlns:w14="http://schemas.microsoft.com/office/word/2010/wordml" xmlns:w15="http://schemas.microsoft.com/office/word/2012/wordml" xmlns:w16cex="http://schemas.microsoft.com/office/word/2018/wordml/cex" xmlns:w16cid="http://schemas.microsoft.com/office/word/2016/wordml/cid" xmlns:w16="http://schemas.microsoft.com/office/word/2018/wordml" xmlns:w16sdtdh="http://schemas.microsoft.com/office/word/2020/wordml/sdtdatahash" xmlns:w16se="http://schemas.microsoft.com/office/word/2015/wordml/symex" xmlns:wpg="http://schemas.microsoft.com/office/word/2010/wordprocessingGroup" xmlns:wpi="http://schemas.microsoft.com/office/word/2010/wordprocessingInk" xmlns:wne="http://schemas.microsoft.com/office/word/2006/wordml" xmlns:wps="http://schemas.microsoft.com/office/word/2010/wordprocessingShape" mc:Ignorable="w14 w15 w16se w16cid w16 w16cex w16sdtdh wp14">
   <w:body>
     <w:p>
       <w:pPr>
@@ -1012,7 +1012,6 @@
         <w:rPr>
           <w:rFonts w:ascii="Cambria" w:hAnsi="Cambria"/>
           <w:b/>
-          <w:lang w:val="en-US"/>
         </w:rPr>
         <w:t>16.04.2025</w:t>
       </w:r>
@@ -1027,7 +1026,6 @@
         <w:rPr>
           <w:rFonts w:ascii="Cambria" w:hAnsi="Cambria"/>
           <w:b/>
-          <w:lang w:val="en-US"/>
         </w:rPr>
         <w:t>15.04.2035</w:t>
       </w:r>
@@ -1120,8 +1118,17 @@
           <w:rFonts w:ascii="Cambria" w:hAnsi="Cambria"/>
           <w:b/>
         </w:rPr>
-        <w:t>в Дангаре</w:t>
-      </w:r>
+        <w:t xml:space="preserve">в </w:t>
+      </w:r>
+      <w:proofErr w:type="spellStart"/>
+      <w:r>
+        <w:rPr>
+          <w:rFonts w:ascii="Cambria" w:hAnsi="Cambria"/>
+          <w:b/>
+        </w:rPr>
+        <w:t>Дангаре</w:t>
+      </w:r>
+      <w:proofErr w:type="spellEnd"/>
     </w:p>
     <w:p>
       <w:pPr>
@@ -1227,7 +1234,14 @@
           <w:b/>
           <w:lang w:val="en-US"/>
         </w:rPr>
-        <w:t>BAKHTIYOR&lt;&lt;</w:t>
+        <w:t>BAKHTIYOR</w:t>
+      </w:r>
+      <w:r>
+        <w:rPr>
+          <w:rFonts w:ascii="Cambria" w:hAnsi="Cambria"/>
+          <w:b/>
+        </w:rPr>
+        <w:t>&lt;&lt;</w:t>
       </w:r>
       <w:r>
         <w:rPr>
@@ -1250,16 +1264,44 @@
         <w:rPr>
           <w:rFonts w:ascii="Cambria" w:hAnsi="Cambria"/>
           <w:b/>
+        </w:rPr>
+      </w:pPr>
+      <w:r>
+        <w:rPr>
+          <w:rFonts w:ascii="Cambria" w:hAnsi="Cambria"/>
+          <w:b/>
+        </w:rPr>
+        <w:t>4060079406</w:t>
+      </w:r>
+      <w:r>
+        <w:rPr>
+          <w:rFonts w:ascii="Cambria" w:hAnsi="Cambria"/>
+          <w:b/>
           <w:lang w:val="en-US"/>
         </w:rPr>
-      </w:pPr>
+        <w:t>TJK</w:t>
+      </w:r>
+      <w:r>
+        <w:rPr>
+          <w:rFonts w:ascii="Cambria" w:hAnsi="Cambria"/>
+          <w:b/>
+        </w:rPr>
+        <w:t>9003303</w:t>
+      </w:r>
       <w:r>
         <w:rPr>
           <w:rFonts w:ascii="Cambria" w:hAnsi="Cambria"/>
           <w:b/>
           <w:lang w:val="en-US"/>
         </w:rPr>
-        <w:t>4060079406TJK9003303M35041523500006887901</w:t>
+        <w:t>M</w:t>
+      </w:r>
+      <w:r>
+        <w:rPr>
+          <w:rFonts w:ascii="Cambria" w:hAnsi="Cambria"/>
+          <w:b/>
+        </w:rPr>
+        <w:t>35041523500006887901</w:t>
       </w:r>
       <w:r>
         <w:rPr>
@@ -1272,7 +1314,6 @@
         <w:rPr>
           <w:rFonts w:ascii="Cambria" w:hAnsi="Cambria"/>
           <w:b/>
-          <w:lang w:val="en-US"/>
         </w:rPr>
         <w:t>38</w:t>
       </w:r>
